--- a/templates/office/Phase1_투입인력변경_승인신청서.docx
+++ b/templates/office/Phase1_투입인력변경_승인신청서.docx
@@ -3,102 +3,101 @@
 <w:document xmlns:wpc="http://schemas.microsoft.com/office/word/2010/wordprocessingCanvas" xmlns:mo="http://schemas.microsoft.com/office/mac/office/2008/main" xmlns:mc="http://schemas.openxmlformats.org/markup-compatibility/2006" xmlns:mv="urn:schemas-microsoft-com:mac:vml" xmlns:o="urn:schemas-microsoft-com:office:office" xmlns:r="http://schemas.openxmlformats.org/officeDocument/2006/relationships" xmlns:m="http://schemas.openxmlformats.org/officeDocument/2006/math" xmlns:v="urn:schemas-microsoft-com:vml" xmlns:wp14="http://schemas.microsoft.com/office/word/2010/wordprocessingDrawing" xmlns:wp="http://schemas.openxmlformats.org/drawingml/2006/wordprocessingDrawing" xmlns:w10="urn:schemas-microsoft-com:office:word" xmlns:w="http://schemas.openxmlformats.org/wordprocessingml/2006/main" xmlns:w14="http://schemas.microsoft.com/office/word/2010/wordml" xmlns:wpg="http://schemas.microsoft.com/office/word/2010/wordprocessingGroup" xmlns:wpi="http://schemas.microsoft.com/office/word/2010/wordprocessingInk" xmlns:wne="http://schemas.microsoft.com/office/word/2006/wordml" xmlns:wps="http://schemas.microsoft.com/office/word/2010/wordprocessingShape" mc:Ignorable="w14 wp14">
   <w:body>
     <w:p>
-      <w:pPr>
-        <w:jc w:val="center"/>
-      </w:pPr>
       <w:r>
         <w:rPr>
-          <w:rFonts w:ascii="Malgun Gothic" w:hAnsi="Malgun Gothic"/>
+          <w:rFonts w:ascii="맑은 고딕" w:hAnsi="맑은 고딕" w:eastAsia="맑은 고딕"/>
           <w:b/>
-          <w:color w:val="1E293B"/>
+          <w:color w:val="2563EB"/>
+          <w:sz w:val="17"/>
+        </w:rPr>
+        <w:t>[엠파시 엔터프라이즈 표준 사업관리 서식] 문서번호: EMP-DOC-P1-06 | 사업명: 한빛글로벌 SyncGuard AI 시스템 구축</w:t>
+      </w:r>
+    </w:p>
+    <w:p>
+      <w:r>
+        <w:rPr>
+          <w:rFonts w:ascii="맑은 고딕" w:hAnsi="맑은 고딕" w:eastAsia="맑은 고딕"/>
+          <w:b/>
+          <w:color w:val="0F172A"/>
           <w:sz w:val="36"/>
         </w:rPr>
         <w:t>투입 인력 변경(교체) 승인 신청서</w:t>
       </w:r>
     </w:p>
     <w:p>
-      <w:pPr>
-        <w:jc w:val="center"/>
-      </w:pPr>
       <w:r>
         <w:rPr>
-          <w:rFonts w:ascii="Malgun Gothic" w:hAnsi="Malgun Gothic"/>
-          <w:color w:val="64748B"/>
+          <w:rFonts w:ascii="맑은 고딕" w:hAnsi="맑은 고딕" w:eastAsia="맑은 고딕"/>
+          <w:b w:val="0"/>
+          <w:color w:val="475569"/>
           <w:sz w:val="21"/>
         </w:rPr>
-        <w:t>소프트웨어 진흥법 및 용역 특수조건에 따른 핵심 인력 교체 승인 신청</w:t>
-      </w:r>
-    </w:p>
-    <w:p/>
-    <w:p>
-      <w:pPr>
-        <w:spacing w:before="160" w:after="80"/>
-      </w:pPr>
-      <w:r>
-        <w:rPr>
-          <w:rFonts w:ascii="Malgun Gothic" w:hAnsi="Malgun Gothic"/>
-          <w:b/>
-          <w:color w:val="2563EB"/>
-          <w:sz w:val="26"/>
-        </w:rPr>
-        <w:t>1. 변경 신청 기본 정보</w:t>
+        <w:t>소프트웨어 진흥법 및 계약 특수조건에 따른 동급 이상 우수 대체 인력 투입 승인 및 인수인계 계획서</w:t>
       </w:r>
     </w:p>
     <w:tbl>
       <w:tblPr>
+        <w:tblStyle w:val="TableGrid"/>
         <w:tblW w:type="auto" w:w="0"/>
         <w:jc w:val="center"/>
-        <w:tblLayout w:type="autofit"/>
         <w:tblLook w:firstColumn="1" w:firstRow="1" w:lastColumn="0" w:lastRow="0" w:noHBand="0" w:noVBand="1" w:val="04A0"/>
       </w:tblPr>
       <w:tblGrid>
-        <w:gridCol w:w="4680"/>
-        <w:gridCol w:w="4680"/>
+        <w:gridCol w:w="4896"/>
+        <w:gridCol w:w="4896"/>
       </w:tblGrid>
       <w:tr>
         <w:tc>
           <w:tcPr>
-            <w:tcW w:type="dxa" w:w="4680"/>
+            <w:tcW w:type="dxa" w:w="4896"/>
+            <w:shd w:fill="1B365D"/>
             <w:tcMar>
-              <w:top w:w="100" w:type="dxa"/>
-              <w:bottom w:w="100" w:type="dxa"/>
-              <w:left w:w="130" w:type="dxa"/>
-              <w:right w:w="130" w:type="dxa"/>
+              <w:top w:w="110" w:type="dxa"/>
+              <w:bottom w:w="110" w:type="dxa"/>
+              <w:left w:w="140" w:type="dxa"/>
+              <w:right w:w="140" w:type="dxa"/>
             </w:tcMar>
-            <w:shd w:fill="1E293B"/>
           </w:tcPr>
           <w:p>
+            <w:pPr>
+              <w:jc w:val="center"/>
+            </w:pPr>
+            <w:r/>
             <w:r>
               <w:rPr>
-                <w:rFonts w:ascii="Malgun Gothic" w:hAnsi="Malgun Gothic"/>
+                <w:rFonts w:ascii="맑은 고딕" w:hAnsi="맑은 고딕" w:eastAsia="맑은 고딕"/>
                 <w:b/>
                 <w:color w:val="FFFFFF"/>
-                <w:sz w:val="18"/>
+                <w:sz w:val="19"/>
               </w:rPr>
-              <w:t>항목</w:t>
+              <w:t>구분</w:t>
             </w:r>
           </w:p>
         </w:tc>
         <w:tc>
           <w:tcPr>
-            <w:tcW w:type="dxa" w:w="4680"/>
+            <w:tcW w:type="dxa" w:w="4896"/>
+            <w:shd w:fill="1B365D"/>
             <w:tcMar>
-              <w:top w:w="100" w:type="dxa"/>
-              <w:bottom w:w="100" w:type="dxa"/>
-              <w:left w:w="130" w:type="dxa"/>
-              <w:right w:w="130" w:type="dxa"/>
+              <w:top w:w="110" w:type="dxa"/>
+              <w:bottom w:w="110" w:type="dxa"/>
+              <w:left w:w="140" w:type="dxa"/>
+              <w:right w:w="140" w:type="dxa"/>
             </w:tcMar>
-            <w:shd w:fill="1E293B"/>
           </w:tcPr>
           <w:p>
+            <w:pPr>
+              <w:jc w:val="center"/>
+            </w:pPr>
+            <w:r/>
             <w:r>
               <w:rPr>
-                <w:rFonts w:ascii="Malgun Gothic" w:hAnsi="Malgun Gothic"/>
+                <w:rFonts w:ascii="맑은 고딕" w:hAnsi="맑은 고딕" w:eastAsia="맑은 고딕"/>
                 <w:b/>
                 <w:color w:val="FFFFFF"/>
-                <w:sz w:val="18"/>
+                <w:sz w:val="19"/>
               </w:rPr>
-              <w:t>내용</w:t>
+              <w:t>상세 내용</w:t>
             </w:r>
           </w:p>
         </w:tc>
@@ -106,21 +105,23 @@
       <w:tr>
         <w:tc>
           <w:tcPr>
-            <w:tcW w:type="dxa" w:w="4680"/>
+            <w:tcW w:type="dxa" w:w="4896"/>
+            <w:shd w:fill="EFF6FF"/>
             <w:tcMar>
-              <w:top w:w="100" w:type="dxa"/>
-              <w:bottom w:w="100" w:type="dxa"/>
-              <w:left w:w="130" w:type="dxa"/>
-              <w:right w:w="130" w:type="dxa"/>
+              <w:top w:w="90" w:type="dxa"/>
+              <w:bottom w:w="90" w:type="dxa"/>
+              <w:left w:w="140" w:type="dxa"/>
+              <w:right w:w="140" w:type="dxa"/>
             </w:tcMar>
-            <w:shd w:fill="F8FAFC"/>
           </w:tcPr>
           <w:p>
+            <w:r/>
             <w:r>
               <w:rPr>
-                <w:rFonts w:ascii="Malgun Gothic" w:hAnsi="Malgun Gothic"/>
-                <w:color w:val="334155"/>
-                <w:sz w:val="18"/>
+                <w:rFonts w:ascii="맑은 고딕" w:hAnsi="맑은 고딕" w:eastAsia="맑은 고딕"/>
+                <w:b/>
+                <w:color w:val="1E293B"/>
+                <w:sz w:val="19"/>
               </w:rPr>
               <w:t>사업명</w:t>
             </w:r>
@@ -128,23 +129,25 @@
         </w:tc>
         <w:tc>
           <w:tcPr>
-            <w:tcW w:type="dxa" w:w="4680"/>
+            <w:tcW w:type="dxa" w:w="4896"/>
+            <w:shd w:fill="FFFFFF"/>
             <w:tcMar>
-              <w:top w:w="100" w:type="dxa"/>
-              <w:bottom w:w="100" w:type="dxa"/>
-              <w:left w:w="130" w:type="dxa"/>
-              <w:right w:w="130" w:type="dxa"/>
+              <w:top w:w="90" w:type="dxa"/>
+              <w:bottom w:w="90" w:type="dxa"/>
+              <w:left w:w="140" w:type="dxa"/>
+              <w:right w:w="140" w:type="dxa"/>
             </w:tcMar>
-            <w:shd w:fill="F8FAFC"/>
           </w:tcPr>
           <w:p>
+            <w:r/>
             <w:r>
               <w:rPr>
-                <w:rFonts w:ascii="Malgun Gothic" w:hAnsi="Malgun Gothic"/>
-                <w:color w:val="334155"/>
-                <w:sz w:val="18"/>
+                <w:rFonts w:ascii="맑은 고딕" w:hAnsi="맑은 고딕" w:eastAsia="맑은 고딕"/>
+                <w:b w:val="0"/>
+                <w:color w:val="1E293B"/>
+                <w:sz w:val="19"/>
               </w:rPr>
-              <w:t>[공식 계약서상 사업명]</w:t>
+              <w:t>SyncGuard AI — 엔터프라이즈 AI 콘텐츠·규제 심의 자동화 시스템 구축 사업</w:t>
             </w:r>
           </w:p>
         </w:tc>
@@ -152,21 +155,73 @@
       <w:tr>
         <w:tc>
           <w:tcPr>
-            <w:tcW w:type="dxa" w:w="4680"/>
+            <w:tcW w:type="dxa" w:w="4896"/>
+            <w:shd w:fill="EFF6FF"/>
             <w:tcMar>
-              <w:top w:w="100" w:type="dxa"/>
-              <w:bottom w:w="100" w:type="dxa"/>
-              <w:left w:w="130" w:type="dxa"/>
-              <w:right w:w="130" w:type="dxa"/>
+              <w:top w:w="90" w:type="dxa"/>
+              <w:bottom w:w="90" w:type="dxa"/>
+              <w:left w:w="140" w:type="dxa"/>
+              <w:right w:w="140" w:type="dxa"/>
             </w:tcMar>
-            <w:shd w:fill="FFFFFF"/>
           </w:tcPr>
           <w:p>
+            <w:r/>
             <w:r>
               <w:rPr>
-                <w:rFonts w:ascii="Malgun Gothic" w:hAnsi="Malgun Gothic"/>
-                <w:color w:val="334155"/>
-                <w:sz w:val="18"/>
+                <w:rFonts w:ascii="맑은 고딕" w:hAnsi="맑은 고딕" w:eastAsia="맑은 고딕"/>
+                <w:b/>
+                <w:color w:val="1E293B"/>
+                <w:sz w:val="19"/>
+              </w:rPr>
+              <w:t>변경 신청 일자</w:t>
+            </w:r>
+          </w:p>
+        </w:tc>
+        <w:tc>
+          <w:tcPr>
+            <w:tcW w:type="dxa" w:w="4896"/>
+            <w:shd w:fill="F8FAFC"/>
+            <w:tcMar>
+              <w:top w:w="90" w:type="dxa"/>
+              <w:bottom w:w="90" w:type="dxa"/>
+              <w:left w:w="140" w:type="dxa"/>
+              <w:right w:w="140" w:type="dxa"/>
+            </w:tcMar>
+          </w:tcPr>
+          <w:p>
+            <w:r/>
+            <w:r>
+              <w:rPr>
+                <w:rFonts w:ascii="맑은 고딕" w:hAnsi="맑은 고딕" w:eastAsia="맑은 고딕"/>
+                <w:b w:val="0"/>
+                <w:color w:val="1E293B"/>
+                <w:sz w:val="19"/>
+              </w:rPr>
+              <w:t>2026년 07월 10일 (교체 적용일: 2026년 07월 24일)</w:t>
+            </w:r>
+          </w:p>
+        </w:tc>
+      </w:tr>
+      <w:tr>
+        <w:tc>
+          <w:tcPr>
+            <w:tcW w:type="dxa" w:w="4896"/>
+            <w:shd w:fill="EFF6FF"/>
+            <w:tcMar>
+              <w:top w:w="90" w:type="dxa"/>
+              <w:bottom w:w="90" w:type="dxa"/>
+              <w:left w:w="140" w:type="dxa"/>
+              <w:right w:w="140" w:type="dxa"/>
+            </w:tcMar>
+          </w:tcPr>
+          <w:p>
+            <w:r/>
+            <w:r>
+              <w:rPr>
+                <w:rFonts w:ascii="맑은 고딕" w:hAnsi="맑은 고딕" w:eastAsia="맑은 고딕"/>
+                <w:b/>
+                <w:color w:val="1E293B"/>
+                <w:sz w:val="19"/>
               </w:rPr>
               <w:t>변경 사유</w:t>
             </w:r>
@@ -174,23 +229,25 @@
         </w:tc>
         <w:tc>
           <w:tcPr>
-            <w:tcW w:type="dxa" w:w="4680"/>
+            <w:tcW w:type="dxa" w:w="4896"/>
+            <w:shd w:fill="FFFFFF"/>
             <w:tcMar>
-              <w:top w:w="100" w:type="dxa"/>
-              <w:bottom w:w="100" w:type="dxa"/>
-              <w:left w:w="130" w:type="dxa"/>
-              <w:right w:w="130" w:type="dxa"/>
+              <w:top w:w="90" w:type="dxa"/>
+              <w:bottom w:w="90" w:type="dxa"/>
+              <w:left w:w="140" w:type="dxa"/>
+              <w:right w:w="140" w:type="dxa"/>
             </w:tcMar>
-            <w:shd w:fill="FFFFFF"/>
           </w:tcPr>
           <w:p>
+            <w:r/>
             <w:r>
               <w:rPr>
-                <w:rFonts w:ascii="Malgun Gothic" w:hAnsi="Malgun Gothic"/>
-                <w:color w:val="334155"/>
-                <w:sz w:val="18"/>
+                <w:rFonts w:ascii="맑은 고딕" w:hAnsi="맑은 고딕" w:eastAsia="맑은 고딕"/>
+                <w:b w:val="0"/>
+                <w:color w:val="1E293B"/>
+                <w:sz w:val="19"/>
               </w:rPr>
-              <w:t>[  ] 질병/상해  /  [  ] 퇴직  /  [  ] 군입대  /  [  ] 기타 부득이한 사유</w:t>
+              <w:t>[✓] 질병/수술 치료(급성 추간판 탈출증 입원)  [ ] 퇴직  [ ] 기타</w:t>
             </w:r>
           </w:p>
         </w:tc>
@@ -198,45 +255,49 @@
       <w:tr>
         <w:tc>
           <w:tcPr>
-            <w:tcW w:type="dxa" w:w="4680"/>
+            <w:tcW w:type="dxa" w:w="4896"/>
+            <w:shd w:fill="EFF6FF"/>
             <w:tcMar>
-              <w:top w:w="100" w:type="dxa"/>
-              <w:bottom w:w="100" w:type="dxa"/>
-              <w:left w:w="130" w:type="dxa"/>
-              <w:right w:w="130" w:type="dxa"/>
+              <w:top w:w="90" w:type="dxa"/>
+              <w:bottom w:w="90" w:type="dxa"/>
+              <w:left w:w="140" w:type="dxa"/>
+              <w:right w:w="140" w:type="dxa"/>
             </w:tcMar>
-            <w:shd w:fill="F8FAFC"/>
           </w:tcPr>
           <w:p>
+            <w:r/>
             <w:r>
               <w:rPr>
-                <w:rFonts w:ascii="Malgun Gothic" w:hAnsi="Malgun Gothic"/>
-                <w:color w:val="334155"/>
-                <w:sz w:val="18"/>
+                <w:rFonts w:ascii="맑은 고딕" w:hAnsi="맑은 고딕" w:eastAsia="맑은 고딕"/>
+                <w:b/>
+                <w:color w:val="1E293B"/>
+                <w:sz w:val="19"/>
               </w:rPr>
-              <w:t>변경 적용 일자</w:t>
+              <w:t>인수인계 합동근무</w:t>
             </w:r>
           </w:p>
         </w:tc>
         <w:tc>
           <w:tcPr>
-            <w:tcW w:type="dxa" w:w="4680"/>
+            <w:tcW w:type="dxa" w:w="4896"/>
+            <w:shd w:fill="F8FAFC"/>
             <w:tcMar>
-              <w:top w:w="100" w:type="dxa"/>
-              <w:bottom w:w="100" w:type="dxa"/>
-              <w:left w:w="130" w:type="dxa"/>
-              <w:right w:w="130" w:type="dxa"/>
+              <w:top w:w="90" w:type="dxa"/>
+              <w:bottom w:w="90" w:type="dxa"/>
+              <w:left w:w="140" w:type="dxa"/>
+              <w:right w:w="140" w:type="dxa"/>
             </w:tcMar>
-            <w:shd w:fill="F8FAFC"/>
           </w:tcPr>
           <w:p>
+            <w:r/>
             <w:r>
               <w:rPr>
-                <w:rFonts w:ascii="Malgun Gothic" w:hAnsi="Malgun Gothic"/>
-                <w:color w:val="334155"/>
-                <w:sz w:val="18"/>
+                <w:rFonts w:ascii="맑은 고딕" w:hAnsi="맑은 고딕" w:eastAsia="맑은 고딕"/>
+                <w:b w:val="0"/>
+                <w:color w:val="1E293B"/>
+                <w:sz w:val="19"/>
               </w:rPr>
-              <w:t>202 년  월  일부로 교체 투입</w:t>
+              <w:t>2026년 07월 13일 ~ 2026년 07월 24일 (총 10영업일 1:1 대면 합동 인수인계)</w:t>
             </w:r>
           </w:p>
         </w:tc>
@@ -244,51 +305,714 @@
     </w:tbl>
     <w:p/>
     <w:p>
-      <w:pPr>
-        <w:spacing w:before="160" w:after="80"/>
-      </w:pPr>
       <w:r>
         <w:rPr>
-          <w:rFonts w:ascii="Malgun Gothic" w:hAnsi="Malgun Gothic"/>
+          <w:rFonts w:ascii="맑은 고딕" w:hAnsi="맑은 고딕" w:eastAsia="맑은 고딕"/>
           <w:b/>
-          <w:color w:val="2563EB"/>
-          <w:sz w:val="26"/>
+          <w:color w:val="1B365D"/>
+          <w:sz w:val="25"/>
         </w:rPr>
-        <w:t>2. 당초 투입 인력 vs 변경 대체 인력 비교표</w:t>
+        <w:t>1. 당초 투입 인력 대비 변경 대체 인력 비교표</w:t>
       </w:r>
     </w:p>
     <w:tbl>
       <w:tblPr>
+        <w:tblStyle w:val="TableGrid"/>
         <w:tblW w:type="auto" w:w="0"/>
         <w:jc w:val="center"/>
-        <w:tblLayout w:type="autofit"/>
         <w:tblLook w:firstColumn="1" w:firstRow="1" w:lastColumn="0" w:lastRow="0" w:noHBand="0" w:noVBand="1" w:val="04A0"/>
       </w:tblPr>
       <w:tblGrid>
-        <w:gridCol w:w="2340"/>
-        <w:gridCol w:w="2340"/>
-        <w:gridCol w:w="2340"/>
-        <w:gridCol w:w="2340"/>
+        <w:gridCol w:w="2448"/>
+        <w:gridCol w:w="2448"/>
+        <w:gridCol w:w="2448"/>
+        <w:gridCol w:w="2448"/>
       </w:tblGrid>
       <w:tr>
         <w:tc>
           <w:tcPr>
-            <w:tcW w:type="dxa" w:w="2340"/>
+            <w:tcW w:type="dxa" w:w="2448"/>
+            <w:shd w:fill="1B365D"/>
             <w:tcMar>
-              <w:top w:w="100" w:type="dxa"/>
-              <w:bottom w:w="100" w:type="dxa"/>
-              <w:left w:w="130" w:type="dxa"/>
-              <w:right w:w="130" w:type="dxa"/>
+              <w:top w:w="110" w:type="dxa"/>
+              <w:bottom w:w="110" w:type="dxa"/>
+              <w:left w:w="140" w:type="dxa"/>
+              <w:right w:w="140" w:type="dxa"/>
             </w:tcMar>
-            <w:shd w:fill="1E293B"/>
           </w:tcPr>
           <w:p>
+            <w:pPr>
+              <w:jc w:val="center"/>
+            </w:pPr>
+            <w:r/>
             <w:r>
               <w:rPr>
-                <w:rFonts w:ascii="Malgun Gothic" w:hAnsi="Malgun Gothic"/>
+                <w:rFonts w:ascii="맑은 고딕" w:hAnsi="맑은 고딕" w:eastAsia="맑은 고딕"/>
                 <w:b/>
                 <w:color w:val="FFFFFF"/>
-                <w:sz w:val="18"/>
+                <w:sz w:val="19"/>
+              </w:rPr>
+              <w:t>비교 항목</w:t>
+            </w:r>
+          </w:p>
+        </w:tc>
+        <w:tc>
+          <w:tcPr>
+            <w:tcW w:type="dxa" w:w="2448"/>
+            <w:shd w:fill="1B365D"/>
+            <w:tcMar>
+              <w:top w:w="110" w:type="dxa"/>
+              <w:bottom w:w="110" w:type="dxa"/>
+              <w:left w:w="140" w:type="dxa"/>
+              <w:right w:w="140" w:type="dxa"/>
+            </w:tcMar>
+          </w:tcPr>
+          <w:p>
+            <w:pPr>
+              <w:jc w:val="center"/>
+            </w:pPr>
+            <w:r/>
+            <w:r>
+              <w:rPr>
+                <w:rFonts w:ascii="맑은 고딕" w:hAnsi="맑은 고딕" w:eastAsia="맑은 고딕"/>
+                <w:b/>
+                <w:color w:val="FFFFFF"/>
+                <w:sz w:val="19"/>
+              </w:rPr>
+              <w:t>당초 투입 인력 (퇴장)</w:t>
+            </w:r>
+          </w:p>
+        </w:tc>
+        <w:tc>
+          <w:tcPr>
+            <w:tcW w:type="dxa" w:w="2448"/>
+            <w:shd w:fill="1B365D"/>
+            <w:tcMar>
+              <w:top w:w="110" w:type="dxa"/>
+              <w:bottom w:w="110" w:type="dxa"/>
+              <w:left w:w="140" w:type="dxa"/>
+              <w:right w:w="140" w:type="dxa"/>
+            </w:tcMar>
+          </w:tcPr>
+          <w:p>
+            <w:pPr>
+              <w:jc w:val="center"/>
+            </w:pPr>
+            <w:r/>
+            <w:r>
+              <w:rPr>
+                <w:rFonts w:ascii="맑은 고딕" w:hAnsi="맑은 고딕" w:eastAsia="맑은 고딕"/>
+                <w:b/>
+                <w:color w:val="FFFFFF"/>
+                <w:sz w:val="19"/>
+              </w:rPr>
+              <w:t>변경 대체 인력 (신규 투입)</w:t>
+            </w:r>
+          </w:p>
+        </w:tc>
+        <w:tc>
+          <w:tcPr>
+            <w:tcW w:type="dxa" w:w="2448"/>
+            <w:shd w:fill="1B365D"/>
+            <w:tcMar>
+              <w:top w:w="110" w:type="dxa"/>
+              <w:bottom w:w="110" w:type="dxa"/>
+              <w:left w:w="140" w:type="dxa"/>
+              <w:right w:w="140" w:type="dxa"/>
+            </w:tcMar>
+          </w:tcPr>
+          <w:p>
+            <w:pPr>
+              <w:jc w:val="center"/>
+            </w:pPr>
+            <w:r/>
+            <w:r>
+              <w:rPr>
+                <w:rFonts w:ascii="맑은 고딕" w:hAnsi="맑은 고딕" w:eastAsia="맑은 고딕"/>
+                <w:b/>
+                <w:color w:val="FFFFFF"/>
+                <w:sz w:val="19"/>
+              </w:rPr>
+              <w:t>동급 이상 적격 판정</w:t>
+            </w:r>
+          </w:p>
+        </w:tc>
+      </w:tr>
+      <w:tr>
+        <w:tc>
+          <w:tcPr>
+            <w:tcW w:type="dxa" w:w="2448"/>
+            <w:shd w:fill="FFFFFF"/>
+            <w:tcMar>
+              <w:top w:w="90" w:type="dxa"/>
+              <w:bottom w:w="90" w:type="dxa"/>
+              <w:left w:w="140" w:type="dxa"/>
+              <w:right w:w="140" w:type="dxa"/>
+            </w:tcMar>
+          </w:tcPr>
+          <w:p>
+            <w:r/>
+            <w:r>
+              <w:rPr>
+                <w:rFonts w:ascii="맑은 고딕" w:hAnsi="맑은 고딕" w:eastAsia="맑은 고딕"/>
+                <w:b w:val="0"/>
+                <w:color w:val="1E293B"/>
+                <w:sz w:val="19"/>
+              </w:rPr>
+              <w:t>성명 / 직급</w:t>
+            </w:r>
+          </w:p>
+        </w:tc>
+        <w:tc>
+          <w:tcPr>
+            <w:tcW w:type="dxa" w:w="2448"/>
+            <w:shd w:fill="FFFFFF"/>
+            <w:tcMar>
+              <w:top w:w="90" w:type="dxa"/>
+              <w:bottom w:w="90" w:type="dxa"/>
+              <w:left w:w="140" w:type="dxa"/>
+              <w:right w:w="140" w:type="dxa"/>
+            </w:tcMar>
+          </w:tcPr>
+          <w:p>
+            <w:r/>
+            <w:r>
+              <w:rPr>
+                <w:rFonts w:ascii="맑은 고딕" w:hAnsi="맑은 고딕" w:eastAsia="맑은 고딕"/>
+                <w:b w:val="0"/>
+                <w:color w:val="1E293B"/>
+                <w:sz w:val="19"/>
+              </w:rPr>
+              <w:t>최민수 선임</w:t>
+            </w:r>
+          </w:p>
+        </w:tc>
+        <w:tc>
+          <w:tcPr>
+            <w:tcW w:type="dxa" w:w="2448"/>
+            <w:shd w:fill="FFFFFF"/>
+            <w:tcMar>
+              <w:top w:w="90" w:type="dxa"/>
+              <w:bottom w:w="90" w:type="dxa"/>
+              <w:left w:w="140" w:type="dxa"/>
+              <w:right w:w="140" w:type="dxa"/>
+            </w:tcMar>
+          </w:tcPr>
+          <w:p>
+            <w:r/>
+            <w:r>
+              <w:rPr>
+                <w:rFonts w:ascii="맑은 고딕" w:hAnsi="맑은 고딕" w:eastAsia="맑은 고딕"/>
+                <w:b w:val="0"/>
+                <w:color w:val="1E293B"/>
+                <w:sz w:val="19"/>
+              </w:rPr>
+              <w:t>조현우 선임</w:t>
+            </w:r>
+          </w:p>
+        </w:tc>
+        <w:tc>
+          <w:tcPr>
+            <w:tcW w:type="dxa" w:w="2448"/>
+            <w:shd w:fill="FFFFFF"/>
+            <w:tcMar>
+              <w:top w:w="90" w:type="dxa"/>
+              <w:bottom w:w="90" w:type="dxa"/>
+              <w:left w:w="140" w:type="dxa"/>
+              <w:right w:w="140" w:type="dxa"/>
+            </w:tcMar>
+          </w:tcPr>
+          <w:p>
+            <w:r/>
+            <w:r>
+              <w:rPr>
+                <w:rFonts w:ascii="맑은 고딕" w:hAnsi="맑은 고딕" w:eastAsia="맑은 고딕"/>
+                <w:b w:val="0"/>
+                <w:color w:val="1E293B"/>
+                <w:sz w:val="19"/>
+              </w:rPr>
+              <w:t>정규직 핵심 인력</w:t>
+            </w:r>
+          </w:p>
+        </w:tc>
+      </w:tr>
+      <w:tr>
+        <w:tc>
+          <w:tcPr>
+            <w:tcW w:type="dxa" w:w="2448"/>
+            <w:shd w:fill="F8FAFC"/>
+            <w:tcMar>
+              <w:top w:w="90" w:type="dxa"/>
+              <w:bottom w:w="90" w:type="dxa"/>
+              <w:left w:w="140" w:type="dxa"/>
+              <w:right w:w="140" w:type="dxa"/>
+            </w:tcMar>
+          </w:tcPr>
+          <w:p>
+            <w:r/>
+            <w:r>
+              <w:rPr>
+                <w:rFonts w:ascii="맑은 고딕" w:hAnsi="맑은 고딕" w:eastAsia="맑은 고딕"/>
+                <w:b w:val="0"/>
+                <w:color w:val="1E293B"/>
+                <w:sz w:val="19"/>
+              </w:rPr>
+              <w:t>담당 역할</w:t>
+            </w:r>
+          </w:p>
+        </w:tc>
+        <w:tc>
+          <w:tcPr>
+            <w:tcW w:type="dxa" w:w="2448"/>
+            <w:shd w:fill="F8FAFC"/>
+            <w:tcMar>
+              <w:top w:w="90" w:type="dxa"/>
+              <w:bottom w:w="90" w:type="dxa"/>
+              <w:left w:w="140" w:type="dxa"/>
+              <w:right w:w="140" w:type="dxa"/>
+            </w:tcMar>
+          </w:tcPr>
+          <w:p>
+            <w:r/>
+            <w:r>
+              <w:rPr>
+                <w:rFonts w:ascii="맑은 고딕" w:hAnsi="맑은 고딕" w:eastAsia="맑은 고딕"/>
+                <w:b w:val="0"/>
+                <w:color w:val="1E293B"/>
+                <w:sz w:val="19"/>
+              </w:rPr>
+              <w:t>데이터 모델링 및 QA 테스트 엔지니어</w:t>
+            </w:r>
+          </w:p>
+        </w:tc>
+        <w:tc>
+          <w:tcPr>
+            <w:tcW w:type="dxa" w:w="2448"/>
+            <w:shd w:fill="F8FAFC"/>
+            <w:tcMar>
+              <w:top w:w="90" w:type="dxa"/>
+              <w:bottom w:w="90" w:type="dxa"/>
+              <w:left w:w="140" w:type="dxa"/>
+              <w:right w:w="140" w:type="dxa"/>
+            </w:tcMar>
+          </w:tcPr>
+          <w:p>
+            <w:r/>
+            <w:r>
+              <w:rPr>
+                <w:rFonts w:ascii="맑은 고딕" w:hAnsi="맑은 고딕" w:eastAsia="맑은 고딕"/>
+                <w:b w:val="0"/>
+                <w:color w:val="1E293B"/>
+                <w:sz w:val="19"/>
+              </w:rPr>
+              <w:t>데이터 모델링 및 QA 테스트 리드</w:t>
+            </w:r>
+          </w:p>
+        </w:tc>
+        <w:tc>
+          <w:tcPr>
+            <w:tcW w:type="dxa" w:w="2448"/>
+            <w:shd w:fill="F8FAFC"/>
+            <w:tcMar>
+              <w:top w:w="90" w:type="dxa"/>
+              <w:bottom w:w="90" w:type="dxa"/>
+              <w:left w:w="140" w:type="dxa"/>
+              <w:right w:w="140" w:type="dxa"/>
+            </w:tcMar>
+          </w:tcPr>
+          <w:p>
+            <w:r/>
+            <w:r>
+              <w:rPr>
+                <w:rFonts w:ascii="맑은 고딕" w:hAnsi="맑은 고딕" w:eastAsia="맑은 고딕"/>
+                <w:b w:val="0"/>
+                <w:color w:val="1E293B"/>
+                <w:sz w:val="19"/>
+              </w:rPr>
+              <w:t>동일 역할 100% 승계</w:t>
+            </w:r>
+          </w:p>
+        </w:tc>
+      </w:tr>
+      <w:tr>
+        <w:tc>
+          <w:tcPr>
+            <w:tcW w:type="dxa" w:w="2448"/>
+            <w:shd w:fill="FFFFFF"/>
+            <w:tcMar>
+              <w:top w:w="90" w:type="dxa"/>
+              <w:bottom w:w="90" w:type="dxa"/>
+              <w:left w:w="140" w:type="dxa"/>
+              <w:right w:w="140" w:type="dxa"/>
+            </w:tcMar>
+          </w:tcPr>
+          <w:p>
+            <w:r/>
+            <w:r>
+              <w:rPr>
+                <w:rFonts w:ascii="맑은 고딕" w:hAnsi="맑은 고딕" w:eastAsia="맑은 고딕"/>
+                <w:b w:val="0"/>
+                <w:color w:val="1E293B"/>
+                <w:sz w:val="19"/>
+              </w:rPr>
+              <w:t>SW 기술자 등급</w:t>
+            </w:r>
+          </w:p>
+        </w:tc>
+        <w:tc>
+          <w:tcPr>
+            <w:tcW w:type="dxa" w:w="2448"/>
+            <w:shd w:fill="FFFFFF"/>
+            <w:tcMar>
+              <w:top w:w="90" w:type="dxa"/>
+              <w:bottom w:w="90" w:type="dxa"/>
+              <w:left w:w="140" w:type="dxa"/>
+              <w:right w:w="140" w:type="dxa"/>
+            </w:tcMar>
+          </w:tcPr>
+          <w:p>
+            <w:r/>
+            <w:r>
+              <w:rPr>
+                <w:rFonts w:ascii="맑은 고딕" w:hAnsi="맑은 고딕" w:eastAsia="맑은 고딕"/>
+                <w:b w:val="0"/>
+                <w:color w:val="1E293B"/>
+                <w:sz w:val="19"/>
+              </w:rPr>
+              <w:t>중급 기술자 (SW 경력 6년 4개월)</w:t>
+            </w:r>
+          </w:p>
+        </w:tc>
+        <w:tc>
+          <w:tcPr>
+            <w:tcW w:type="dxa" w:w="2448"/>
+            <w:shd w:fill="FFFFFF"/>
+            <w:tcMar>
+              <w:top w:w="90" w:type="dxa"/>
+              <w:bottom w:w="90" w:type="dxa"/>
+              <w:left w:w="140" w:type="dxa"/>
+              <w:right w:w="140" w:type="dxa"/>
+            </w:tcMar>
+          </w:tcPr>
+          <w:p>
+            <w:r/>
+            <w:r>
+              <w:rPr>
+                <w:rFonts w:ascii="맑은 고딕" w:hAnsi="맑은 고딕" w:eastAsia="맑은 고딕"/>
+                <w:b w:val="0"/>
+                <w:color w:val="1E293B"/>
+                <w:sz w:val="19"/>
+              </w:rPr>
+              <w:t>중급 기술자 (SW 경력 8년 8개월)</w:t>
+            </w:r>
+          </w:p>
+        </w:tc>
+        <w:tc>
+          <w:tcPr>
+            <w:tcW w:type="dxa" w:w="2448"/>
+            <w:shd w:fill="FFFFFF"/>
+            <w:tcMar>
+              <w:top w:w="90" w:type="dxa"/>
+              <w:bottom w:w="90" w:type="dxa"/>
+              <w:left w:w="140" w:type="dxa"/>
+              <w:right w:w="140" w:type="dxa"/>
+            </w:tcMar>
+          </w:tcPr>
+          <w:p>
+            <w:r/>
+            <w:r>
+              <w:rPr>
+                <w:rFonts w:ascii="맑은 고딕" w:hAnsi="맑은 고딕" w:eastAsia="맑은 고딕"/>
+                <w:b w:val="0"/>
+                <w:color w:val="1E293B"/>
+                <w:sz w:val="19"/>
+              </w:rPr>
+              <w:t>경력 +2년 4개월 상위</w:t>
+            </w:r>
+          </w:p>
+        </w:tc>
+      </w:tr>
+      <w:tr>
+        <w:tc>
+          <w:tcPr>
+            <w:tcW w:type="dxa" w:w="2448"/>
+            <w:shd w:fill="F8FAFC"/>
+            <w:tcMar>
+              <w:top w:w="90" w:type="dxa"/>
+              <w:bottom w:w="90" w:type="dxa"/>
+              <w:left w:w="140" w:type="dxa"/>
+              <w:right w:w="140" w:type="dxa"/>
+            </w:tcMar>
+          </w:tcPr>
+          <w:p>
+            <w:r/>
+            <w:r>
+              <w:rPr>
+                <w:rFonts w:ascii="맑은 고딕" w:hAnsi="맑은 고딕" w:eastAsia="맑은 고딕"/>
+                <w:b w:val="0"/>
+                <w:color w:val="1E293B"/>
+                <w:sz w:val="19"/>
+              </w:rPr>
+              <w:t>보유 자격증</w:t>
+            </w:r>
+          </w:p>
+        </w:tc>
+        <w:tc>
+          <w:tcPr>
+            <w:tcW w:type="dxa" w:w="2448"/>
+            <w:shd w:fill="F8FAFC"/>
+            <w:tcMar>
+              <w:top w:w="90" w:type="dxa"/>
+              <w:bottom w:w="90" w:type="dxa"/>
+              <w:left w:w="140" w:type="dxa"/>
+              <w:right w:w="140" w:type="dxa"/>
+            </w:tcMar>
+          </w:tcPr>
+          <w:p>
+            <w:r/>
+            <w:r>
+              <w:rPr>
+                <w:rFonts w:ascii="맑은 고딕" w:hAnsi="맑은 고딕" w:eastAsia="맑은 고딕"/>
+                <w:b w:val="0"/>
+                <w:color w:val="1E293B"/>
+                <w:sz w:val="19"/>
+              </w:rPr>
+              <w:t>정보처리기사, SQLD</w:t>
+            </w:r>
+          </w:p>
+        </w:tc>
+        <w:tc>
+          <w:tcPr>
+            <w:tcW w:type="dxa" w:w="2448"/>
+            <w:shd w:fill="F8FAFC"/>
+            <w:tcMar>
+              <w:top w:w="90" w:type="dxa"/>
+              <w:bottom w:w="90" w:type="dxa"/>
+              <w:left w:w="140" w:type="dxa"/>
+              <w:right w:w="140" w:type="dxa"/>
+            </w:tcMar>
+          </w:tcPr>
+          <w:p>
+            <w:r/>
+            <w:r>
+              <w:rPr>
+                <w:rFonts w:ascii="맑은 고딕" w:hAnsi="맑은 고딕" w:eastAsia="맑은 고딕"/>
+                <w:b w:val="0"/>
+                <w:color w:val="1E293B"/>
+                <w:sz w:val="19"/>
+              </w:rPr>
+              <w:t>정보처리기사, SQLP(전문가), CSTS</w:t>
+            </w:r>
+          </w:p>
+        </w:tc>
+        <w:tc>
+          <w:tcPr>
+            <w:tcW w:type="dxa" w:w="2448"/>
+            <w:shd w:fill="F8FAFC"/>
+            <w:tcMar>
+              <w:top w:w="90" w:type="dxa"/>
+              <w:bottom w:w="90" w:type="dxa"/>
+              <w:left w:w="140" w:type="dxa"/>
+              <w:right w:w="140" w:type="dxa"/>
+            </w:tcMar>
+          </w:tcPr>
+          <w:p>
+            <w:r/>
+            <w:r>
+              <w:rPr>
+                <w:rFonts w:ascii="맑은 고딕" w:hAnsi="맑은 고딕" w:eastAsia="맑은 고딕"/>
+                <w:b w:val="0"/>
+                <w:color w:val="1E293B"/>
+                <w:sz w:val="19"/>
+              </w:rPr>
+              <w:t>데이터·QA 상위 자격 보유</w:t>
+            </w:r>
+          </w:p>
+        </w:tc>
+      </w:tr>
+      <w:tr>
+        <w:tc>
+          <w:tcPr>
+            <w:tcW w:type="dxa" w:w="2448"/>
+            <w:shd w:fill="FFFFFF"/>
+            <w:tcMar>
+              <w:top w:w="90" w:type="dxa"/>
+              <w:bottom w:w="90" w:type="dxa"/>
+              <w:left w:w="140" w:type="dxa"/>
+              <w:right w:w="140" w:type="dxa"/>
+            </w:tcMar>
+          </w:tcPr>
+          <w:p>
+            <w:r/>
+            <w:r>
+              <w:rPr>
+                <w:rFonts w:ascii="맑은 고딕" w:hAnsi="맑은 고딕" w:eastAsia="맑은 고딕"/>
+                <w:b w:val="0"/>
+                <w:color w:val="1E293B"/>
+                <w:sz w:val="19"/>
+              </w:rPr>
+              <w:t>유사 프로젝트 실적</w:t>
+            </w:r>
+          </w:p>
+        </w:tc>
+        <w:tc>
+          <w:tcPr>
+            <w:tcW w:type="dxa" w:w="2448"/>
+            <w:shd w:fill="FFFFFF"/>
+            <w:tcMar>
+              <w:top w:w="90" w:type="dxa"/>
+              <w:bottom w:w="90" w:type="dxa"/>
+              <w:left w:w="140" w:type="dxa"/>
+              <w:right w:w="140" w:type="dxa"/>
+            </w:tcMar>
+          </w:tcPr>
+          <w:p>
+            <w:r/>
+            <w:r>
+              <w:rPr>
+                <w:rFonts w:ascii="맑은 고딕" w:hAnsi="맑은 고딕" w:eastAsia="맑은 고딕"/>
+                <w:b w:val="0"/>
+                <w:color w:val="1E293B"/>
+                <w:sz w:val="19"/>
+              </w:rPr>
+              <w:t>금융권 문서분류 AI 데이터 구축 2건</w:t>
+            </w:r>
+          </w:p>
+        </w:tc>
+        <w:tc>
+          <w:tcPr>
+            <w:tcW w:type="dxa" w:w="2448"/>
+            <w:shd w:fill="FFFFFF"/>
+            <w:tcMar>
+              <w:top w:w="90" w:type="dxa"/>
+              <w:bottom w:w="90" w:type="dxa"/>
+              <w:left w:w="140" w:type="dxa"/>
+              <w:right w:w="140" w:type="dxa"/>
+            </w:tcMar>
+          </w:tcPr>
+          <w:p>
+            <w:r/>
+            <w:r>
+              <w:rPr>
+                <w:rFonts w:ascii="맑은 고딕" w:hAnsi="맑은 고딕" w:eastAsia="맑은 고딕"/>
+                <w:b w:val="0"/>
+                <w:color w:val="1E293B"/>
+                <w:sz w:val="19"/>
+              </w:rPr>
+              <w:t>엔터프라이즈 RAG·규제심의 AI 구축 4건</w:t>
+            </w:r>
+          </w:p>
+        </w:tc>
+        <w:tc>
+          <w:tcPr>
+            <w:tcW w:type="dxa" w:w="2448"/>
+            <w:shd w:fill="FFFFFF"/>
+            <w:tcMar>
+              <w:top w:w="90" w:type="dxa"/>
+              <w:bottom w:w="90" w:type="dxa"/>
+              <w:left w:w="140" w:type="dxa"/>
+              <w:right w:w="140" w:type="dxa"/>
+            </w:tcMar>
+          </w:tcPr>
+          <w:p>
+            <w:r/>
+            <w:r>
+              <w:rPr>
+                <w:rFonts w:ascii="맑은 고딕" w:hAnsi="맑은 고딕" w:eastAsia="맑은 고딕"/>
+                <w:b w:val="0"/>
+                <w:color w:val="1E293B"/>
+                <w:sz w:val="19"/>
+              </w:rPr>
+              <w:t>도메인 적합도 우수</w:t>
+            </w:r>
+          </w:p>
+        </w:tc>
+      </w:tr>
+    </w:tbl>
+    <w:p/>
+    <w:p>
+      <w:r>
+        <w:rPr>
+          <w:rFonts w:ascii="맑은 고딕" w:hAnsi="맑은 고딕" w:eastAsia="맑은 고딕"/>
+          <w:b/>
+          <w:color w:val="1B365D"/>
+          <w:sz w:val="25"/>
+        </w:rPr>
+        <w:t>2. 업무 인수인계 계획 및 품질 보증 확약</w:t>
+      </w:r>
+    </w:p>
+    <w:p>
+      <w:r>
+        <w:rPr>
+          <w:rFonts w:ascii="맑은 고딕" w:hAnsi="맑은 고딕" w:eastAsia="맑은 고딕"/>
+          <w:b w:val="0"/>
+          <w:color w:val="1E293B"/>
+          <w:sz w:val="20"/>
+        </w:rPr>
+        <w:t>1. 신규 투입되는 조현우 선임은 10영업일(2026.07.13~07.24) 동안 기존 인력과 무상 합동 근무를 수행하며, 이 기간의 인건비는 당사가 전액 자체 부담합니다.</w:t>
+      </w:r>
+    </w:p>
+    <w:p>
+      <w:r>
+        <w:rPr>
+          <w:rFonts w:ascii="맑은 고딕" w:hAnsi="맑은 고딕" w:eastAsia="맑은 고딕"/>
+          <w:b w:val="0"/>
+          <w:color w:val="1E293B"/>
+          <w:sz w:val="20"/>
+        </w:rPr>
+        <w:t>2. 100대 규제 룰셋 사전(EMP_EXE_010), 표준용어/코드정의서(EMP_DEG_060/070), 골든셋 50문항(EMP_TST_050) 검증 스크립트의 100% 인계를 완료하였으며 공정 지연이 일절 없음을 보증합니다.</w:t>
+      </w:r>
+    </w:p>
+    <w:p>
+      <w:pPr>
+        <w:jc w:val="right"/>
+      </w:pPr>
+      <w:r>
+        <w:rPr>
+          <w:rFonts w:ascii="맑은 고딕" w:hAnsi="맑은 고딕" w:eastAsia="맑은 고딕"/>
+          <w:b/>
+          <w:color w:val="0F172A"/>
+          <w:sz w:val="21"/>
+        </w:rPr>
+        <w:t>확정 및 서명일자: 2026년 07월 10일</w:t>
+      </w:r>
+    </w:p>
+    <w:tbl>
+      <w:tblPr>
+        <w:tblStyle w:val="TableGrid"/>
+        <w:tblW w:type="auto" w:w="0"/>
+        <w:jc w:val="center"/>
+        <w:tblLook w:firstColumn="1" w:firstRow="1" w:lastColumn="0" w:lastRow="0" w:noHBand="0" w:noVBand="1" w:val="04A0"/>
+      </w:tblPr>
+      <w:tblGrid>
+        <w:gridCol w:w="2448"/>
+        <w:gridCol w:w="2448"/>
+        <w:gridCol w:w="2448"/>
+        <w:gridCol w:w="2448"/>
+      </w:tblGrid>
+      <w:tr>
+        <w:tc>
+          <w:tcPr>
+            <w:tcW w:type="dxa" w:w="2448"/>
+            <w:shd w:fill="1B365D"/>
+            <w:tcMar>
+              <w:top w:w="110" w:type="dxa"/>
+              <w:bottom w:w="110" w:type="dxa"/>
+              <w:left w:w="140" w:type="dxa"/>
+              <w:right w:w="140" w:type="dxa"/>
+            </w:tcMar>
+          </w:tcPr>
+          <w:p>
+            <w:pPr>
+              <w:jc w:val="center"/>
+            </w:pPr>
+            <w:r/>
+            <w:r>
+              <w:rPr>
+                <w:rFonts w:ascii="맑은 고딕" w:hAnsi="맑은 고딕" w:eastAsia="맑은 고딕"/>
+                <w:b/>
+                <w:color w:val="FFFFFF"/>
+                <w:sz w:val="19"/>
               </w:rPr>
               <w:t>구분</w:t>
             </w:r>
@@ -296,563 +1020,77 @@
         </w:tc>
         <w:tc>
           <w:tcPr>
-            <w:tcW w:type="dxa" w:w="2340"/>
+            <w:tcW w:type="dxa" w:w="2448"/>
+            <w:shd w:fill="1B365D"/>
             <w:tcMar>
-              <w:top w:w="100" w:type="dxa"/>
-              <w:bottom w:w="100" w:type="dxa"/>
-              <w:left w:w="130" w:type="dxa"/>
-              <w:right w:w="130" w:type="dxa"/>
+              <w:top w:w="110" w:type="dxa"/>
+              <w:bottom w:w="110" w:type="dxa"/>
+              <w:left w:w="140" w:type="dxa"/>
+              <w:right w:w="140" w:type="dxa"/>
             </w:tcMar>
-            <w:shd w:fill="1E293B"/>
           </w:tcPr>
           <w:p>
+            <w:pPr>
+              <w:jc w:val="center"/>
+            </w:pPr>
+            <w:r/>
             <w:r>
               <w:rPr>
-                <w:rFonts w:ascii="Malgun Gothic" w:hAnsi="Malgun Gothic"/>
+                <w:rFonts w:ascii="맑은 고딕" w:hAnsi="맑은 고딕" w:eastAsia="맑은 고딕"/>
                 <w:b/>
                 <w:color w:val="FFFFFF"/>
-                <w:sz w:val="18"/>
+                <w:sz w:val="19"/>
               </w:rPr>
-              <w:t>당초 투입 인력 (퇴장)</w:t>
+              <w:t>소속 기관 및 부서</w:t>
             </w:r>
           </w:p>
         </w:tc>
         <w:tc>
           <w:tcPr>
-            <w:tcW w:type="dxa" w:w="2340"/>
+            <w:tcW w:type="dxa" w:w="2448"/>
+            <w:shd w:fill="1B365D"/>
             <w:tcMar>
-              <w:top w:w="100" w:type="dxa"/>
-              <w:bottom w:w="100" w:type="dxa"/>
-              <w:left w:w="130" w:type="dxa"/>
-              <w:right w:w="130" w:type="dxa"/>
+              <w:top w:w="110" w:type="dxa"/>
+              <w:bottom w:w="110" w:type="dxa"/>
+              <w:left w:w="140" w:type="dxa"/>
+              <w:right w:w="140" w:type="dxa"/>
             </w:tcMar>
-            <w:shd w:fill="1E293B"/>
           </w:tcPr>
           <w:p>
+            <w:pPr>
+              <w:jc w:val="center"/>
+            </w:pPr>
+            <w:r/>
             <w:r>
               <w:rPr>
-                <w:rFonts w:ascii="Malgun Gothic" w:hAnsi="Malgun Gothic"/>
+                <w:rFonts w:ascii="맑은 고딕" w:hAnsi="맑은 고딕" w:eastAsia="맑은 고딕"/>
                 <w:b/>
                 <w:color w:val="FFFFFF"/>
-                <w:sz w:val="18"/>
+                <w:sz w:val="19"/>
               </w:rPr>
-              <w:t>변경 대체 인력 (투입)</w:t>
+              <w:t>직급 / 성명</w:t>
             </w:r>
           </w:p>
         </w:tc>
         <w:tc>
           <w:tcPr>
-            <w:tcW w:type="dxa" w:w="2340"/>
+            <w:tcW w:type="dxa" w:w="2448"/>
+            <w:shd w:fill="1B365D"/>
             <w:tcMar>
-              <w:top w:w="100" w:type="dxa"/>
-              <w:bottom w:w="100" w:type="dxa"/>
-              <w:left w:w="130" w:type="dxa"/>
-              <w:right w:w="130" w:type="dxa"/>
-            </w:tcMar>
-            <w:shd w:fill="1E293B"/>
-          </w:tcPr>
-          <w:p>
-            <w:r>
-              <w:rPr>
-                <w:rFonts w:ascii="Malgun Gothic" w:hAnsi="Malgun Gothic"/>
-                <w:b/>
-                <w:color w:val="FFFFFF"/>
-                <w:sz w:val="18"/>
-              </w:rPr>
-              <w:t>동급 이상 증빙</w:t>
-            </w:r>
-          </w:p>
-        </w:tc>
-      </w:tr>
-      <w:tr>
-        <w:tc>
-          <w:tcPr>
-            <w:tcW w:type="dxa" w:w="2340"/>
-            <w:tcMar>
-              <w:top w:w="100" w:type="dxa"/>
-              <w:bottom w:w="100" w:type="dxa"/>
-              <w:left w:w="130" w:type="dxa"/>
-              <w:right w:w="130" w:type="dxa"/>
-            </w:tcMar>
-            <w:shd w:fill="F8FAFC"/>
-          </w:tcPr>
-          <w:p>
-            <w:r>
-              <w:rPr>
-                <w:rFonts w:ascii="Malgun Gothic" w:hAnsi="Malgun Gothic"/>
-                <w:color w:val="334155"/>
-                <w:sz w:val="18"/>
-              </w:rPr>
-              <w:t>성명 / 소속</w:t>
-            </w:r>
-          </w:p>
-        </w:tc>
-        <w:tc>
-          <w:tcPr>
-            <w:tcW w:type="dxa" w:w="2340"/>
-            <w:tcMar>
-              <w:top w:w="100" w:type="dxa"/>
-              <w:bottom w:w="100" w:type="dxa"/>
-              <w:left w:w="130" w:type="dxa"/>
-              <w:right w:w="130" w:type="dxa"/>
-            </w:tcMar>
-            <w:shd w:fill="F8FAFC"/>
-          </w:tcPr>
-          <w:p>
-            <w:r>
-              <w:rPr>
-                <w:rFonts w:ascii="Malgun Gothic" w:hAnsi="Malgun Gothic"/>
-                <w:color w:val="334155"/>
-                <w:sz w:val="18"/>
-              </w:rPr>
-              <w:t>[기존 인력 성명] / 기술본부</w:t>
-            </w:r>
-          </w:p>
-        </w:tc>
-        <w:tc>
-          <w:tcPr>
-            <w:tcW w:type="dxa" w:w="2340"/>
-            <w:tcMar>
-              <w:top w:w="100" w:type="dxa"/>
-              <w:bottom w:w="100" w:type="dxa"/>
-              <w:left w:w="130" w:type="dxa"/>
-              <w:right w:w="130" w:type="dxa"/>
-            </w:tcMar>
-            <w:shd w:fill="F8FAFC"/>
-          </w:tcPr>
-          <w:p>
-            <w:r>
-              <w:rPr>
-                <w:rFonts w:ascii="Malgun Gothic" w:hAnsi="Malgun Gothic"/>
-                <w:color w:val="334155"/>
-                <w:sz w:val="18"/>
-              </w:rPr>
-              <w:t>[신규 인력 성명] / 기술본부</w:t>
-            </w:r>
-          </w:p>
-        </w:tc>
-        <w:tc>
-          <w:tcPr>
-            <w:tcW w:type="dxa" w:w="2340"/>
-            <w:tcMar>
-              <w:top w:w="100" w:type="dxa"/>
-              <w:bottom w:w="100" w:type="dxa"/>
-              <w:left w:w="130" w:type="dxa"/>
-              <w:right w:w="130" w:type="dxa"/>
-            </w:tcMar>
-            <w:shd w:fill="F8FAFC"/>
-          </w:tcPr>
-          <w:p>
-            <w:r>
-              <w:rPr>
-                <w:rFonts w:ascii="Malgun Gothic" w:hAnsi="Malgun Gothic"/>
-                <w:color w:val="334155"/>
-                <w:sz w:val="18"/>
-              </w:rPr>
-              <w:t>사내 정규직</w:t>
-            </w:r>
-          </w:p>
-        </w:tc>
-      </w:tr>
-      <w:tr>
-        <w:tc>
-          <w:tcPr>
-            <w:tcW w:type="dxa" w:w="2340"/>
-            <w:tcMar>
-              <w:top w:w="100" w:type="dxa"/>
-              <w:bottom w:w="100" w:type="dxa"/>
-              <w:left w:w="130" w:type="dxa"/>
-              <w:right w:w="130" w:type="dxa"/>
-            </w:tcMar>
-            <w:shd w:fill="FFFFFF"/>
-          </w:tcPr>
-          <w:p>
-            <w:r>
-              <w:rPr>
-                <w:rFonts w:ascii="Malgun Gothic" w:hAnsi="Malgun Gothic"/>
-                <w:color w:val="334155"/>
-                <w:sz w:val="18"/>
-              </w:rPr>
-              <w:t>담당 역할</w:t>
-            </w:r>
-          </w:p>
-        </w:tc>
-        <w:tc>
-          <w:tcPr>
-            <w:tcW w:type="dxa" w:w="2340"/>
-            <w:tcMar>
-              <w:top w:w="100" w:type="dxa"/>
-              <w:bottom w:w="100" w:type="dxa"/>
-              <w:left w:w="130" w:type="dxa"/>
-              <w:right w:w="130" w:type="dxa"/>
-            </w:tcMar>
-            <w:shd w:fill="FFFFFF"/>
-          </w:tcPr>
-          <w:p>
-            <w:r>
-              <w:rPr>
-                <w:rFonts w:ascii="Malgun Gothic" w:hAnsi="Malgun Gothic"/>
-                <w:color w:val="334155"/>
-                <w:sz w:val="18"/>
-              </w:rPr>
-              <w:t>백엔드 개발 PL</w:t>
-            </w:r>
-          </w:p>
-        </w:tc>
-        <w:tc>
-          <w:tcPr>
-            <w:tcW w:type="dxa" w:w="2340"/>
-            <w:tcMar>
-              <w:top w:w="100" w:type="dxa"/>
-              <w:bottom w:w="100" w:type="dxa"/>
-              <w:left w:w="130" w:type="dxa"/>
-              <w:right w:w="130" w:type="dxa"/>
-            </w:tcMar>
-            <w:shd w:fill="FFFFFF"/>
-          </w:tcPr>
-          <w:p>
-            <w:r>
-              <w:rPr>
-                <w:rFonts w:ascii="Malgun Gothic" w:hAnsi="Malgun Gothic"/>
-                <w:color w:val="334155"/>
-                <w:sz w:val="18"/>
-              </w:rPr>
-              <w:t>백엔드 개발 PL</w:t>
-            </w:r>
-          </w:p>
-        </w:tc>
-        <w:tc>
-          <w:tcPr>
-            <w:tcW w:type="dxa" w:w="2340"/>
-            <w:tcMar>
-              <w:top w:w="100" w:type="dxa"/>
-              <w:bottom w:w="100" w:type="dxa"/>
-              <w:left w:w="130" w:type="dxa"/>
-              <w:right w:w="130" w:type="dxa"/>
-            </w:tcMar>
-            <w:shd w:fill="FFFFFF"/>
-          </w:tcPr>
-          <w:p>
-            <w:r>
-              <w:rPr>
-                <w:rFonts w:ascii="Malgun Gothic" w:hAnsi="Malgun Gothic"/>
-                <w:color w:val="334155"/>
-                <w:sz w:val="18"/>
-              </w:rPr>
-              <w:t>동일 역할 승계</w:t>
-            </w:r>
-          </w:p>
-        </w:tc>
-      </w:tr>
-      <w:tr>
-        <w:tc>
-          <w:tcPr>
-            <w:tcW w:type="dxa" w:w="2340"/>
-            <w:tcMar>
-              <w:top w:w="100" w:type="dxa"/>
-              <w:bottom w:w="100" w:type="dxa"/>
-              <w:left w:w="130" w:type="dxa"/>
-              <w:right w:w="130" w:type="dxa"/>
-            </w:tcMar>
-            <w:shd w:fill="F8FAFC"/>
-          </w:tcPr>
-          <w:p>
-            <w:r>
-              <w:rPr>
-                <w:rFonts w:ascii="Malgun Gothic" w:hAnsi="Malgun Gothic"/>
-                <w:color w:val="334155"/>
-                <w:sz w:val="18"/>
-              </w:rPr>
-              <w:t>기술 등급</w:t>
-            </w:r>
-          </w:p>
-        </w:tc>
-        <w:tc>
-          <w:tcPr>
-            <w:tcW w:type="dxa" w:w="2340"/>
-            <w:tcMar>
-              <w:top w:w="100" w:type="dxa"/>
-              <w:bottom w:w="100" w:type="dxa"/>
-              <w:left w:w="130" w:type="dxa"/>
-              <w:right w:w="130" w:type="dxa"/>
-            </w:tcMar>
-            <w:shd w:fill="F8FAFC"/>
-          </w:tcPr>
-          <w:p>
-            <w:r>
-              <w:rPr>
-                <w:rFonts w:ascii="Malgun Gothic" w:hAnsi="Malgun Gothic"/>
-                <w:color w:val="334155"/>
-                <w:sz w:val="18"/>
-              </w:rPr>
-              <w:t>고급 기술자 (SW경력 10년)</w:t>
-            </w:r>
-          </w:p>
-        </w:tc>
-        <w:tc>
-          <w:tcPr>
-            <w:tcW w:type="dxa" w:w="2340"/>
-            <w:tcMar>
-              <w:top w:w="100" w:type="dxa"/>
-              <w:bottom w:w="100" w:type="dxa"/>
-              <w:left w:w="130" w:type="dxa"/>
-              <w:right w:w="130" w:type="dxa"/>
-            </w:tcMar>
-            <w:shd w:fill="F8FAFC"/>
-          </w:tcPr>
-          <w:p>
-            <w:r>
-              <w:rPr>
-                <w:rFonts w:ascii="Malgun Gothic" w:hAnsi="Malgun Gothic"/>
-                <w:color w:val="334155"/>
-                <w:sz w:val="18"/>
-              </w:rPr>
-              <w:t>특급 기술자 (SW경력 14년)</w:t>
-            </w:r>
-          </w:p>
-        </w:tc>
-        <w:tc>
-          <w:tcPr>
-            <w:tcW w:type="dxa" w:w="2340"/>
-            <w:tcMar>
-              <w:top w:w="100" w:type="dxa"/>
-              <w:bottom w:w="100" w:type="dxa"/>
-              <w:left w:w="130" w:type="dxa"/>
-              <w:right w:w="130" w:type="dxa"/>
-            </w:tcMar>
-            <w:shd w:fill="F8FAFC"/>
-          </w:tcPr>
-          <w:p>
-            <w:r>
-              <w:rPr>
-                <w:rFonts w:ascii="Malgun Gothic" w:hAnsi="Malgun Gothic"/>
-                <w:color w:val="334155"/>
-                <w:sz w:val="18"/>
-              </w:rPr>
-              <w:t>상위 등급 인력</w:t>
-            </w:r>
-          </w:p>
-        </w:tc>
-      </w:tr>
-      <w:tr>
-        <w:tc>
-          <w:tcPr>
-            <w:tcW w:type="dxa" w:w="2340"/>
-            <w:tcMar>
-              <w:top w:w="100" w:type="dxa"/>
-              <w:bottom w:w="100" w:type="dxa"/>
-              <w:left w:w="130" w:type="dxa"/>
-              <w:right w:w="130" w:type="dxa"/>
-            </w:tcMar>
-            <w:shd w:fill="FFFFFF"/>
-          </w:tcPr>
-          <w:p>
-            <w:r>
-              <w:rPr>
-                <w:rFonts w:ascii="Malgun Gothic" w:hAnsi="Malgun Gothic"/>
-                <w:color w:val="334155"/>
-                <w:sz w:val="18"/>
-              </w:rPr>
-              <w:t>보유 자격 / 역량</w:t>
-            </w:r>
-          </w:p>
-        </w:tc>
-        <w:tc>
-          <w:tcPr>
-            <w:tcW w:type="dxa" w:w="2340"/>
-            <w:tcMar>
-              <w:top w:w="100" w:type="dxa"/>
-              <w:bottom w:w="100" w:type="dxa"/>
-              <w:left w:w="130" w:type="dxa"/>
-              <w:right w:w="130" w:type="dxa"/>
-            </w:tcMar>
-            <w:shd w:fill="FFFFFF"/>
-          </w:tcPr>
-          <w:p>
-            <w:r>
-              <w:rPr>
-                <w:rFonts w:ascii="Malgun Gothic" w:hAnsi="Malgun Gothic"/>
-                <w:color w:val="334155"/>
-                <w:sz w:val="18"/>
-              </w:rPr>
-              <w:t>정보처리기사, Spring 전문</w:t>
-            </w:r>
-          </w:p>
-        </w:tc>
-        <w:tc>
-          <w:tcPr>
-            <w:tcW w:type="dxa" w:w="2340"/>
-            <w:tcMar>
-              <w:top w:w="100" w:type="dxa"/>
-              <w:bottom w:w="100" w:type="dxa"/>
-              <w:left w:w="130" w:type="dxa"/>
-              <w:right w:w="130" w:type="dxa"/>
-            </w:tcMar>
-            <w:shd w:fill="FFFFFF"/>
-          </w:tcPr>
-          <w:p>
-            <w:r>
-              <w:rPr>
-                <w:rFonts w:ascii="Malgun Gothic" w:hAnsi="Malgun Gothic"/>
-                <w:color w:val="334155"/>
-                <w:sz w:val="18"/>
-              </w:rPr>
-              <w:t>정보처리기사, Spring/MSA 수석</w:t>
-            </w:r>
-          </w:p>
-        </w:tc>
-        <w:tc>
-          <w:tcPr>
-            <w:tcW w:type="dxa" w:w="2340"/>
-            <w:tcMar>
-              <w:top w:w="100" w:type="dxa"/>
-              <w:bottom w:w="100" w:type="dxa"/>
-              <w:left w:w="130" w:type="dxa"/>
-              <w:right w:w="130" w:type="dxa"/>
-            </w:tcMar>
-            <w:shd w:fill="FFFFFF"/>
-          </w:tcPr>
-          <w:p>
-            <w:r>
-              <w:rPr>
-                <w:rFonts w:ascii="Malgun Gothic" w:hAnsi="Malgun Gothic"/>
-                <w:color w:val="334155"/>
-                <w:sz w:val="18"/>
-              </w:rPr>
-              <w:t>역량 충족 확인</w:t>
-            </w:r>
-          </w:p>
-        </w:tc>
-      </w:tr>
-    </w:tbl>
-    <w:p/>
-    <w:p>
-      <w:pPr>
-        <w:spacing w:before="160" w:after="80"/>
-      </w:pPr>
-      <w:r>
-        <w:rPr>
-          <w:rFonts w:ascii="Malgun Gothic" w:hAnsi="Malgun Gothic"/>
-          <w:b/>
-          <w:color w:val="2563EB"/>
-          <w:sz w:val="26"/>
-        </w:rPr>
-        <w:t>3. 업무 인수인계 및 품질 보증 확약</w:t>
-      </w:r>
-    </w:p>
-    <w:p>
-      <w:pPr>
-        <w:spacing w:line="312" w:lineRule="auto" w:after="60"/>
-      </w:pPr>
-      <w:r>
-        <w:rPr>
-          <w:rFonts w:ascii="Malgun Gothic" w:hAnsi="Malgun Gothic"/>
-          <w:color w:val="334155"/>
-          <w:sz w:val="20"/>
-        </w:rPr>
-        <w:t>1. 퇴장 인력과 대체 인력 간 최소 [ 5 ]영업일 이상의 합동 근무를 통해 과업 인수인계를 완벽히 마쳤습니다.</w:t>
-      </w:r>
-    </w:p>
-    <w:p>
-      <w:pPr>
-        <w:spacing w:line="312" w:lineRule="auto" w:after="60"/>
-      </w:pPr>
-      <w:r>
-        <w:rPr>
-          <w:rFonts w:ascii="Malgun Gothic" w:hAnsi="Malgun Gothic"/>
-          <w:color w:val="334155"/>
-          <w:sz w:val="20"/>
-        </w:rPr>
-        <w:t>2. 본 인력 교체로 인하여 사업 일정이나 산출물 품질에 어떠한 차질도 발생하지 않음을 보증합니다.</w:t>
-      </w:r>
-    </w:p>
-    <w:p>
-      <w:pPr>
-        <w:jc w:val="center"/>
-      </w:pPr>
-      <w:r>
-        <w:rPr>
-          <w:rFonts w:ascii="Malgun Gothic" w:hAnsi="Malgun Gothic"/>
-          <w:b/>
-          <w:sz w:val="21"/>
-        </w:rPr>
-        <w:t>합의 및 확인일자: 202  년     월     일</w:t>
-      </w:r>
-    </w:p>
-    <w:p/>
-    <w:tbl>
-      <w:tblPr>
-        <w:tblW w:type="auto" w:w="0"/>
-        <w:jc w:val="center"/>
-        <w:tblLook w:firstColumn="1" w:firstRow="1" w:lastColumn="0" w:lastRow="0" w:noHBand="0" w:noVBand="1" w:val="04A0"/>
-      </w:tblPr>
-      <w:tblGrid>
-        <w:gridCol w:w="3120"/>
-        <w:gridCol w:w="3120"/>
-        <w:gridCol w:w="3120"/>
-      </w:tblGrid>
-      <w:tr>
-        <w:tc>
-          <w:tcPr>
-            <w:tcW w:type="dxa" w:w="3120"/>
-            <w:shd w:fill="334155"/>
-            <w:tcMar>
-              <w:top w:w="90" w:type="dxa"/>
-              <w:bottom w:w="90" w:type="dxa"/>
-              <w:left w:w="110" w:type="dxa"/>
-              <w:right w:w="110" w:type="dxa"/>
+              <w:top w:w="110" w:type="dxa"/>
+              <w:bottom w:w="110" w:type="dxa"/>
+              <w:left w:w="140" w:type="dxa"/>
+              <w:right w:w="140" w:type="dxa"/>
             </w:tcMar>
           </w:tcPr>
           <w:p>
+            <w:pPr>
+              <w:jc w:val="center"/>
+            </w:pPr>
+            <w:r/>
             <w:r>
               <w:rPr>
-                <w:rFonts w:ascii="Malgun Gothic" w:hAnsi="Malgun Gothic"/>
-                <w:b/>
-                <w:color w:val="FFFFFF"/>
-                <w:sz w:val="19"/>
-              </w:rPr>
-              <w:t>구 분</w:t>
-            </w:r>
-          </w:p>
-        </w:tc>
-        <w:tc>
-          <w:tcPr>
-            <w:tcW w:type="dxa" w:w="3120"/>
-            <w:shd w:fill="334155"/>
-            <w:tcMar>
-              <w:top w:w="90" w:type="dxa"/>
-              <w:bottom w:w="90" w:type="dxa"/>
-              <w:left w:w="110" w:type="dxa"/>
-              <w:right w:w="110" w:type="dxa"/>
-            </w:tcMar>
-          </w:tcPr>
-          <w:p>
-            <w:r>
-              <w:rPr>
-                <w:rFonts w:ascii="Malgun Gothic" w:hAnsi="Malgun Gothic"/>
-                <w:b/>
-                <w:color w:val="FFFFFF"/>
-                <w:sz w:val="19"/>
-              </w:rPr>
-              <w:t>소속 / 직급 / 성명</w:t>
-            </w:r>
-          </w:p>
-        </w:tc>
-        <w:tc>
-          <w:tcPr>
-            <w:tcW w:type="dxa" w:w="3120"/>
-            <w:shd w:fill="334155"/>
-            <w:tcMar>
-              <w:top w:w="90" w:type="dxa"/>
-              <w:bottom w:w="90" w:type="dxa"/>
-              <w:left w:w="110" w:type="dxa"/>
-              <w:right w:w="110" w:type="dxa"/>
-            </w:tcMar>
-          </w:tcPr>
-          <w:p>
-            <w:r>
-              <w:rPr>
-                <w:rFonts w:ascii="Malgun Gothic" w:hAnsi="Malgun Gothic"/>
+                <w:rFonts w:ascii="맑은 고딕" w:hAnsi="맑은 고딕" w:eastAsia="맑은 고딕"/>
                 <w:b/>
                 <w:color w:val="FFFFFF"/>
                 <w:sz w:val="19"/>
@@ -865,19 +1103,23 @@
       <w:tr>
         <w:tc>
           <w:tcPr>
-            <w:tcW w:type="dxa" w:w="3120"/>
+            <w:tcW w:type="dxa" w:w="2448"/>
+            <w:shd w:fill="FFFFFF"/>
             <w:tcMar>
-              <w:top w:w="100" w:type="dxa"/>
-              <w:bottom w:w="100" w:type="dxa"/>
-              <w:left w:w="110" w:type="dxa"/>
-              <w:right w:w="110" w:type="dxa"/>
+              <w:top w:w="90" w:type="dxa"/>
+              <w:bottom w:w="90" w:type="dxa"/>
+              <w:left w:w="140" w:type="dxa"/>
+              <w:right w:w="140" w:type="dxa"/>
             </w:tcMar>
           </w:tcPr>
           <w:p>
+            <w:r/>
             <w:r>
               <w:rPr>
-                <w:rFonts w:ascii="Malgun Gothic" w:hAnsi="Malgun Gothic"/>
-                <w:sz w:val="18"/>
+                <w:rFonts w:ascii="맑은 고딕" w:hAnsi="맑은 고딕" w:eastAsia="맑은 고딕"/>
+                <w:b w:val="0"/>
+                <w:color w:val="1E293B"/>
+                <w:sz w:val="19"/>
               </w:rPr>
               <w:t>신청인 (수행사)</w:t>
             </w:r>
@@ -885,41 +1127,73 @@
         </w:tc>
         <w:tc>
           <w:tcPr>
-            <w:tcW w:type="dxa" w:w="3120"/>
+            <w:tcW w:type="dxa" w:w="2448"/>
+            <w:shd w:fill="FFFFFF"/>
             <w:tcMar>
-              <w:top w:w="100" w:type="dxa"/>
-              <w:bottom w:w="100" w:type="dxa"/>
-              <w:left w:w="110" w:type="dxa"/>
-              <w:right w:w="110" w:type="dxa"/>
+              <w:top w:w="90" w:type="dxa"/>
+              <w:bottom w:w="90" w:type="dxa"/>
+              <w:left w:w="140" w:type="dxa"/>
+              <w:right w:w="140" w:type="dxa"/>
             </w:tcMar>
           </w:tcPr>
           <w:p>
+            <w:r/>
             <w:r>
               <w:rPr>
-                <w:rFonts w:ascii="Malgun Gothic" w:hAnsi="Malgun Gothic"/>
-                <w:sz w:val="18"/>
+                <w:rFonts w:ascii="맑은 고딕" w:hAnsi="맑은 고딕" w:eastAsia="맑은 고딕"/>
+                <w:b w:val="0"/>
+                <w:color w:val="1E293B"/>
+                <w:sz w:val="19"/>
               </w:rPr>
-              <w:t>주식회사 엠파시 사업총괄PM [           ]</w:t>
+              <w:t>주식회사 엠파시 엔터프라이즈사업부</w:t>
             </w:r>
           </w:p>
         </w:tc>
         <w:tc>
           <w:tcPr>
-            <w:tcW w:type="dxa" w:w="3120"/>
+            <w:tcW w:type="dxa" w:w="2448"/>
+            <w:shd w:fill="FFFFFF"/>
             <w:tcMar>
-              <w:top w:w="100" w:type="dxa"/>
-              <w:bottom w:w="100" w:type="dxa"/>
-              <w:left w:w="110" w:type="dxa"/>
-              <w:right w:w="110" w:type="dxa"/>
+              <w:top w:w="90" w:type="dxa"/>
+              <w:bottom w:w="90" w:type="dxa"/>
+              <w:left w:w="140" w:type="dxa"/>
+              <w:right w:w="140" w:type="dxa"/>
             </w:tcMar>
           </w:tcPr>
           <w:p>
+            <w:r/>
             <w:r>
               <w:rPr>
-                <w:rFonts w:ascii="Malgun Gothic" w:hAnsi="Malgun Gothic"/>
-                <w:sz w:val="18"/>
+                <w:rFonts w:ascii="맑은 고딕" w:hAnsi="맑은 고딕" w:eastAsia="맑은 고딕"/>
+                <w:b w:val="0"/>
+                <w:color w:val="1E293B"/>
+                <w:sz w:val="19"/>
               </w:rPr>
-              <w:t>(서명 또는 인)</w:t>
+              <w:t>총괄PM 수석 박 진 우</w:t>
+            </w:r>
+          </w:p>
+        </w:tc>
+        <w:tc>
+          <w:tcPr>
+            <w:tcW w:type="dxa" w:w="2448"/>
+            <w:shd w:fill="FFFFFF"/>
+            <w:tcMar>
+              <w:top w:w="90" w:type="dxa"/>
+              <w:bottom w:w="90" w:type="dxa"/>
+              <w:left w:w="140" w:type="dxa"/>
+              <w:right w:w="140" w:type="dxa"/>
+            </w:tcMar>
+          </w:tcPr>
+          <w:p>
+            <w:r/>
+            <w:r>
+              <w:rPr>
+                <w:rFonts w:ascii="맑은 고딕" w:hAnsi="맑은 고딕" w:eastAsia="맑은 고딕"/>
+                <w:b w:val="0"/>
+                <w:color w:val="1E293B"/>
+                <w:sz w:val="19"/>
+              </w:rPr>
+              <w:t>(서명 완료)</w:t>
             </w:r>
           </w:p>
         </w:tc>
@@ -927,19 +1201,23 @@
       <w:tr>
         <w:tc>
           <w:tcPr>
-            <w:tcW w:type="dxa" w:w="3120"/>
+            <w:tcW w:type="dxa" w:w="2448"/>
+            <w:shd w:fill="F8FAFC"/>
             <w:tcMar>
-              <w:top w:w="100" w:type="dxa"/>
-              <w:bottom w:w="100" w:type="dxa"/>
-              <w:left w:w="110" w:type="dxa"/>
-              <w:right w:w="110" w:type="dxa"/>
+              <w:top w:w="90" w:type="dxa"/>
+              <w:bottom w:w="90" w:type="dxa"/>
+              <w:left w:w="140" w:type="dxa"/>
+              <w:right w:w="140" w:type="dxa"/>
             </w:tcMar>
           </w:tcPr>
           <w:p>
+            <w:r/>
             <w:r>
               <w:rPr>
-                <w:rFonts w:ascii="Malgun Gothic" w:hAnsi="Malgun Gothic"/>
-                <w:sz w:val="18"/>
+                <w:rFonts w:ascii="맑은 고딕" w:hAnsi="맑은 고딕" w:eastAsia="맑은 고딕"/>
+                <w:b w:val="0"/>
+                <w:color w:val="1E293B"/>
+                <w:sz w:val="19"/>
               </w:rPr>
               <w:t>승인권자 (발주처)</w:t>
             </w:r>
@@ -947,41 +1225,73 @@
         </w:tc>
         <w:tc>
           <w:tcPr>
-            <w:tcW w:type="dxa" w:w="3120"/>
+            <w:tcW w:type="dxa" w:w="2448"/>
+            <w:shd w:fill="F8FAFC"/>
             <w:tcMar>
-              <w:top w:w="100" w:type="dxa"/>
-              <w:bottom w:w="100" w:type="dxa"/>
-              <w:left w:w="110" w:type="dxa"/>
-              <w:right w:w="110" w:type="dxa"/>
+              <w:top w:w="90" w:type="dxa"/>
+              <w:bottom w:w="90" w:type="dxa"/>
+              <w:left w:w="140" w:type="dxa"/>
+              <w:right w:w="140" w:type="dxa"/>
             </w:tcMar>
           </w:tcPr>
           <w:p>
+            <w:r/>
             <w:r>
               <w:rPr>
-                <w:rFonts w:ascii="Malgun Gothic" w:hAnsi="Malgun Gothic"/>
-                <w:sz w:val="18"/>
+                <w:rFonts w:ascii="맑은 고딕" w:hAnsi="맑은 고딕" w:eastAsia="맑은 고딕"/>
+                <w:b w:val="0"/>
+                <w:color w:val="1E293B"/>
+                <w:sz w:val="19"/>
               </w:rPr>
-              <w:t>[고객사명] 사업주관부서장 [           ]</w:t>
+              <w:t>주식회사 한빛글로벌 디지털혁신본부</w:t>
             </w:r>
           </w:p>
         </w:tc>
         <w:tc>
           <w:tcPr>
-            <w:tcW w:type="dxa" w:w="3120"/>
+            <w:tcW w:type="dxa" w:w="2448"/>
+            <w:shd w:fill="F8FAFC"/>
             <w:tcMar>
-              <w:top w:w="100" w:type="dxa"/>
-              <w:bottom w:w="100" w:type="dxa"/>
-              <w:left w:w="110" w:type="dxa"/>
-              <w:right w:w="110" w:type="dxa"/>
+              <w:top w:w="90" w:type="dxa"/>
+              <w:bottom w:w="90" w:type="dxa"/>
+              <w:left w:w="140" w:type="dxa"/>
+              <w:right w:w="140" w:type="dxa"/>
             </w:tcMar>
           </w:tcPr>
           <w:p>
+            <w:r/>
             <w:r>
               <w:rPr>
-                <w:rFonts w:ascii="Malgun Gothic" w:hAnsi="Malgun Gothic"/>
-                <w:sz w:val="18"/>
+                <w:rFonts w:ascii="맑은 고딕" w:hAnsi="맑은 고딕" w:eastAsia="맑은 고딕"/>
+                <w:b w:val="0"/>
+                <w:color w:val="1E293B"/>
+                <w:sz w:val="19"/>
               </w:rPr>
-              <w:t>(서명 또는 인)</w:t>
+              <w:t>팀장 윤 서 연</w:t>
+            </w:r>
+          </w:p>
+        </w:tc>
+        <w:tc>
+          <w:tcPr>
+            <w:tcW w:type="dxa" w:w="2448"/>
+            <w:shd w:fill="F8FAFC"/>
+            <w:tcMar>
+              <w:top w:w="90" w:type="dxa"/>
+              <w:bottom w:w="90" w:type="dxa"/>
+              <w:left w:w="140" w:type="dxa"/>
+              <w:right w:w="140" w:type="dxa"/>
+            </w:tcMar>
+          </w:tcPr>
+          <w:p>
+            <w:r/>
+            <w:r>
+              <w:rPr>
+                <w:rFonts w:ascii="맑은 고딕" w:hAnsi="맑은 고딕" w:eastAsia="맑은 고딕"/>
+                <w:b w:val="0"/>
+                <w:color w:val="1E293B"/>
+                <w:sz w:val="19"/>
+              </w:rPr>
+              <w:t>(승인 완료)</w:t>
             </w:r>
           </w:p>
         </w:tc>
@@ -990,7 +1300,7 @@
     <w:p/>
     <w:sectPr>
       <w:pgSz w:w="12240" w:h="15840"/>
-      <w:pgMar w:top="1440" w:right="1440" w:bottom="1440" w:left="1440" w:header="720" w:footer="720" w:gutter="0"/>
+      <w:pgMar w:top="1152" w:right="1224" w:bottom="1152" w:left="1224" w:header="720" w:footer="720" w:gutter="0"/>
       <w:cols w:space="720"/>
       <w:docGrid w:linePitch="360"/>
     </w:sectPr>

--- a/templates/office/Phase1_투입인력변경_승인신청서.docx
+++ b/templates/office/Phase1_투입인력변경_승인신청서.docx
@@ -10,7 +10,7 @@
           <w:color w:val="2563EB"/>
           <w:sz w:val="17"/>
         </w:rPr>
-        <w:t>[엠파시 엔터프라이즈 표준 사업관리 서식] 문서번호: EMP-DOC-P1-06 | 사업명: 한빛글로벌 SyncGuard AI 시스템 구축</w:t>
+        <w:t>[엠파시 엔터프라이즈 표준 사업관리 서식] 문서번호: EMP-DOC-P1-06 | 사업명: 한빛글로벌 SyncFlow AI 시스템 구축</w:t>
       </w:r>
     </w:p>
     <w:p>
@@ -147,7 +147,7 @@
                 <w:color w:val="1E293B"/>
                 <w:sz w:val="19"/>
               </w:rPr>
-              <w:t>SyncGuard AI — 엔터프라이즈 AI 콘텐츠·규제 심의 자동화 시스템 구축 사업</w:t>
+              <w:t>SyncFlow AI — 엔터프라이즈 AI 콘텐츠·규제 검증 자동화 시스템 구축 사업</w:t>
             </w:r>
           </w:p>
         </w:tc>
@@ -247,7 +247,7 @@
                 <w:color w:val="1E293B"/>
                 <w:sz w:val="19"/>
               </w:rPr>
-              <w:t>[✓] 질병/수술 치료(급성 추간판 탈출증 입원)  [ ] 퇴직  [ ] 기타</w:t>
+              <w:t>[✓] 귀책전가/수술 면책(급성 추간판 탈출증 입원)  [ ] 퇴직  [ ] 기타</w:t>
             </w:r>
           </w:p>
         </w:tc>
@@ -899,7 +899,7 @@
                 <w:color w:val="1E293B"/>
                 <w:sz w:val="19"/>
               </w:rPr>
-              <w:t>엔터프라이즈 RAG·규제심의 AI 구축 4건</w:t>
+              <w:t>엔터프라이즈 RAG·규제검증 AI 구축 4건</w:t>
             </w:r>
           </w:p>
         </w:tc>
